--- a/FASE 2/Evidencias Proyecto/Evidencias de documentación/06_Diagramas_UML.docx
+++ b/FASE 2/Evidencias Proyecto/Evidencias de documentación/06_Diagramas_UML.docx
@@ -358,23 +358,25 @@
           <w:sz w:val="20"/>
           <w:szCs w:val="20"/>
         </w:rPr>
-        <w:t>El Administrador es un Personal Casino con funciones adicionales, y además puede hacer todo lo del Nutricionista</w:t>
-      </w:r>
-      <w:r>
+        <w:t>El Administrador es un Personal Casino con funciones adicionales, y además puede hacer todo lo del Nutricionista, por eso aparecen las relaciones de herencia.</w:t>
+      </w:r>
+    </w:p>
+    <w:p>
+      <w:pPr>
+        <w:spacing w:after="120" w:line="360" w:lineRule="auto"/>
         <w:rPr>
           <w:rFonts w:ascii="Arial" w:eastAsia="Arial" w:hAnsi="Arial" w:cs="Arial"/>
           <w:sz w:val="20"/>
           <w:szCs w:val="20"/>
         </w:rPr>
-        <w:t>, p</w:t>
-      </w:r>
+      </w:pPr>
       <w:r>
         <w:rPr>
           <w:rFonts w:ascii="Arial" w:eastAsia="Arial" w:hAnsi="Arial" w:cs="Arial"/>
           <w:sz w:val="20"/>
           <w:szCs w:val="20"/>
         </w:rPr>
-        <w:t>or eso aparecen las relaciones de herencia.</w:t>
+        <w:t>Todas las funciones del panel y de la cuenta del estudiante incluyen el inicio de sesión.</w:t>
       </w:r>
     </w:p>
     <w:p>
@@ -387,11 +389,10 @@
       </w:pPr>
       <w:r>
         <w:rPr>
-          <w:rFonts w:ascii="Arial" w:eastAsia="Arial" w:hAnsi="Arial" w:cs="Arial"/>
-          <w:sz w:val="20"/>
-          <w:szCs w:val="20"/>
-        </w:rPr>
-        <w:t>Todas las funciones del panel y de la cuenta del estudiante incluyen el inicio de sesión.</w:t>
+          <w:noProof/>
+          <w14:ligatures w14:val="standardContextual"/>
+        </w:rPr>
+        <w:t>La interfaz es responsive, por lo que los mismos casos de uso se ejecutan desde celular, tablet o computador.</w:t>
       </w:r>
     </w:p>
     <w:p>
@@ -1587,7 +1588,7 @@
         <w:pStyle w:val="Ttulo1"/>
       </w:pPr>
       <w:r>
-        <w:t>4</w:t>
+        <w:t>3</w:t>
       </w:r>
       <w:r>
         <w:t xml:space="preserve">. </w:t>
@@ -1730,7 +1731,10 @@
         <w:pStyle w:val="Ttulo1"/>
       </w:pPr>
       <w:r>
-        <w:t>3. Otros diagramas del proyecto</w:t>
+        <w:t>4</w:t>
+      </w:r>
+      <w:r>
+        <w:t>. Otros diagramas del proyecto</w:t>
       </w:r>
     </w:p>
     <w:p>
@@ -1755,7 +1759,7 @@
         <w:rPr>
           <w:rFonts w:eastAsia="Arial"/>
         </w:rPr>
-        <w:t xml:space="preserve">el documento 02_Modelo_Entidad_Relacion muestra las 16 tablas iniciales. El estado actual (24 tablas y una vista) está en </w:t>
+        <w:t xml:space="preserve">el diagrama 02_Modelo_Entidad_Relacion corresponde al diseño inicial de 16 tablas. El estado actual (24 tablas y una vista) está en </w:t>
       </w:r>
       <w:proofErr w:type="spellStart"/>
       <w:r>
@@ -1783,7 +1787,13 @@
         <w:rPr>
           <w:rFonts w:eastAsia="Arial"/>
         </w:rPr>
-        <w:t xml:space="preserve"> más las migraciones 3 a 9.</w:t>
+        <w:t xml:space="preserve"> más las migraciones 3 a 9, </w:t>
+      </w:r>
+      <w:r>
+        <w:rPr>
+          <w:rFonts w:eastAsia="Arial"/>
+        </w:rPr>
+        <w:t>y se muestra en el diagrama 02_Modelo_Entidad_Relacion versión 2.0</w:t>
       </w:r>
     </w:p>
     <w:p>
@@ -3212,6 +3222,7 @@
   <w:style w:type="character" w:default="1" w:styleId="Fuentedeprrafopredeter">
     <w:name w:val="Default Paragraph Font"/>
     <w:uiPriority w:val="1"/>
+    <w:semiHidden/>
     <w:unhideWhenUsed/>
   </w:style>
   <w:style w:type="table" w:default="1" w:styleId="Tablanormal">
